--- a/reference.docx
+++ b/reference.docx
@@ -848,16 +848,19 @@
     <w:uiPriority w:val="9"/>
     <w:unhideWhenUsed/>
     <w:qFormat/>
+    <w:rsid w:val="00FB46D7"/>
     <w:pPr>
       <w:keepNext/>
       <w:keepLines/>
       <w:spacing w:before="200" w:after="0"/>
+      <w:jc w:val="right"/>
       <w:outlineLvl w:val="4"/>
     </w:pPr>
     <w:rPr>
-      <w:rFonts w:asciiTheme="majorHAnsi" w:eastAsiaTheme="majorEastAsia" w:hAnsiTheme="majorHAnsi" w:cstheme="majorBidi"/>
+      <w:rFonts w:eastAsiaTheme="majorEastAsia" w:cstheme="majorBidi"/>
+      <w:i/>
       <w:iCs/>
-      <w:color w:val="4F81BD" w:themeColor="accent1"/>
+      <w:color w:val="7F7F7F" w:themeColor="text1" w:themeTint="80"/>
     </w:rPr>
   </w:style>
   <w:style w:type="paragraph" w:styleId="Heading6">

--- a/reference.docx
+++ b/reference.docx
@@ -48,7 +48,10 @@
       </w:pPr>
       <w:bookmarkStart w:id="0" w:name="heading-1"/>
       <w:r>
-        <w:t xml:space="preserve"> Heading 1 </w:t>
+        <w:t xml:space="preserve"> </w:t>
+      </w:r>
+      <w:r>
+        <w:t xml:space="preserve">Heading 1 </w:t>
       </w:r>
       <w:bookmarkEnd w:id="0"/>
     </w:p>
@@ -758,12 +761,36 @@
     <w:next w:val="BodyText"/>
     <w:uiPriority w:val="9"/>
     <w:qFormat/>
-    <w:rsid w:val="003B129B"/>
+    <w:rsid w:val="0035689B"/>
     <w:pPr>
       <w:keepNext/>
       <w:keepLines/>
       <w:spacing w:before="480" w:after="0"/>
       <w:outlineLvl w:val="0"/>
+    </w:pPr>
+    <w:rPr>
+      <w:rFonts w:eastAsiaTheme="majorEastAsia" w:cs="Times New Roman (Headings CS)"/>
+      <w:b/>
+      <w:bCs/>
+      <w:caps/>
+      <w:color w:val="000000" w:themeColor="text1"/>
+      <w:sz w:val="28"/>
+      <w:szCs w:val="32"/>
+    </w:rPr>
+  </w:style>
+  <w:style w:type="paragraph" w:styleId="Heading2">
+    <w:name w:val="heading 2"/>
+    <w:basedOn w:val="Normal"/>
+    <w:next w:val="BodyText"/>
+    <w:uiPriority w:val="9"/>
+    <w:unhideWhenUsed/>
+    <w:qFormat/>
+    <w:rsid w:val="0035689B"/>
+    <w:pPr>
+      <w:keepNext/>
+      <w:keepLines/>
+      <w:spacing w:before="200" w:after="0"/>
+      <w:outlineLvl w:val="1"/>
     </w:pPr>
     <w:rPr>
       <w:rFonts w:eastAsiaTheme="majorEastAsia" w:cs="Times New Roman (Headings CS)"/>
@@ -771,42 +798,17 @@
       <w:bCs/>
       <w:smallCaps/>
       <w:color w:val="000000" w:themeColor="text1"/>
-      <w:sz w:val="32"/>
-      <w:szCs w:val="32"/>
-    </w:rPr>
-  </w:style>
-  <w:style w:type="paragraph" w:styleId="Heading2">
-    <w:name w:val="heading 2"/>
+      <w:szCs w:val="28"/>
+    </w:rPr>
+  </w:style>
+  <w:style w:type="paragraph" w:styleId="Heading3">
+    <w:name w:val="heading 3"/>
     <w:basedOn w:val="Normal"/>
     <w:next w:val="BodyText"/>
     <w:uiPriority w:val="9"/>
     <w:unhideWhenUsed/>
     <w:qFormat/>
-    <w:rsid w:val="003B129B"/>
-    <w:pPr>
-      <w:keepNext/>
-      <w:keepLines/>
-      <w:spacing w:before="200" w:after="0"/>
-      <w:outlineLvl w:val="1"/>
-    </w:pPr>
-    <w:rPr>
-      <w:rFonts w:eastAsiaTheme="majorEastAsia" w:cs="Times New Roman (Headings CS)"/>
-      <w:b/>
-      <w:bCs/>
-      <w:smallCaps/>
-      <w:color w:val="000000" w:themeColor="text1"/>
-      <w:sz w:val="28"/>
-      <w:szCs w:val="28"/>
-    </w:rPr>
-  </w:style>
-  <w:style w:type="paragraph" w:styleId="Heading3">
-    <w:name w:val="heading 3"/>
-    <w:basedOn w:val="Normal"/>
-    <w:next w:val="BodyText"/>
-    <w:uiPriority w:val="9"/>
-    <w:unhideWhenUsed/>
-    <w:qFormat/>
-    <w:rsid w:val="003B129B"/>
+    <w:rsid w:val="0035689B"/>
     <w:pPr>
       <w:keepNext/>
       <w:keepLines/>

--- a/reference.docx
+++ b/reference.docx
@@ -48,10 +48,7 @@
       </w:pPr>
       <w:bookmarkStart w:id="0" w:name="heading-1"/>
       <w:r>
-        <w:t xml:space="preserve"> </w:t>
-      </w:r>
-      <w:r>
-        <w:t xml:space="preserve">Heading 1 </w:t>
+        <w:t xml:space="preserve"> Heading 1 </w:t>
       </w:r>
       <w:bookmarkEnd w:id="0"/>
     </w:p>
@@ -761,7 +758,7 @@
     <w:next w:val="BodyText"/>
     <w:uiPriority w:val="9"/>
     <w:qFormat/>
-    <w:rsid w:val="0035689B"/>
+    <w:rsid w:val="001C741B"/>
     <w:pPr>
       <w:keepNext/>
       <w:keepLines/>
@@ -785,7 +782,7 @@
     <w:uiPriority w:val="9"/>
     <w:unhideWhenUsed/>
     <w:qFormat/>
-    <w:rsid w:val="0035689B"/>
+    <w:rsid w:val="00117E3D"/>
     <w:pPr>
       <w:keepNext/>
       <w:keepLines/>
@@ -798,6 +795,8 @@
       <w:bCs/>
       <w:smallCaps/>
       <w:color w:val="000000" w:themeColor="text1"/>
+      <w:spacing w:val="-10"/>
+      <w:sz w:val="26"/>
       <w:szCs w:val="28"/>
     </w:rPr>
   </w:style>

--- a/reference.docx
+++ b/reference.docx
@@ -198,8 +198,8 @@
         <w:tblCaption w:val="Table caption."/>
       </w:tblPr>
       <w:tblGrid>
-        <w:gridCol w:w="1266"/>
-        <w:gridCol w:w="1266"/>
+        <w:gridCol w:w="1151"/>
+        <w:gridCol w:w="1151"/>
       </w:tblGrid>
       <w:tr>
         <w:trPr>
@@ -266,7 +266,6 @@
         <w:pStyle w:val="ImageCaption"/>
       </w:pPr>
       <w:r>
-        <w:lastRenderedPageBreak/>
         <w:t xml:space="preserve"> Image Caption </w:t>
       </w:r>
     </w:p>
@@ -303,9 +302,16 @@
       </w:r>
     </w:p>
     <w:sectPr>
+      <w:headerReference w:type="even" r:id="rId8"/>
+      <w:headerReference w:type="default" r:id="rId9"/>
+      <w:footerReference w:type="even" r:id="rId10"/>
+      <w:footerReference w:type="default" r:id="rId11"/>
+      <w:headerReference w:type="first" r:id="rId12"/>
+      <w:footerReference w:type="first" r:id="rId13"/>
       <w:pgSz w:w="12240" w:h="15840"/>
       <w:pgMar w:top="1440" w:right="1440" w:bottom="1440" w:left="1440" w:header="720" w:footer="720" w:gutter="0"/>
       <w:cols w:space="720"/>
+      <w:titlePg/>
     </w:sectPr>
   </w:body>
 </w:document>
@@ -336,6 +342,139 @@
 </w:endnotes>
 </file>
 
+<file path=word/footer1.xml><?xml version="1.0" encoding="utf-8"?>
+<w:ftr xmlns:wpc="http://schemas.microsoft.com/office/word/2010/wordprocessingCanvas" xmlns:cx="http://schemas.microsoft.com/office/drawing/2014/chartex" xmlns:cx1="http://schemas.microsoft.com/office/drawing/2015/9/8/chartex" xmlns:cx2="http://schemas.microsoft.com/office/drawing/2015/10/21/chartex" xmlns:cx3="http://schemas.microsoft.com/office/drawing/2016/5/9/chartex" xmlns:cx4="http://schemas.microsoft.com/office/drawing/2016/5/10/chartex" xmlns:cx5="http://schemas.microsoft.com/office/drawing/2016/5/11/chartex" xmlns:cx6="http://schemas.microsoft.com/office/drawing/2016/5/12/chartex" xmlns:cx7="http://schemas.microsoft.com/office/drawing/2016/5/13/chartex" xmlns:cx8="http://schemas.microsoft.com/office/drawing/2016/5/14/chartex" xmlns:mc="http://schemas.openxmlformats.org/markup-compatibility/2006" xmlns:aink="http://schemas.microsoft.com/office/drawing/2016/ink" xmlns:am3d="http://schemas.microsoft.com/office/drawing/2017/model3d" xmlns:o="urn:schemas-microsoft-com:office:office" xmlns:oel="http://schemas.microsoft.com/office/2019/extlst" xmlns:r="http://schemas.openxmlformats.org/officeDocument/2006/relationships" xmlns:m="http://schemas.openxmlformats.org/officeDocument/2006/math" xmlns:v="urn:schemas-microsoft-com:vml" xmlns:wp14="http://schemas.microsoft.com/office/word/2010/wordprocessingDrawing" xmlns:wp="http://schemas.openxmlformats.org/drawingml/2006/wordprocessingDrawing" xmlns:w10="urn:schemas-microsoft-com:office:word" xmlns:w="http://schemas.openxmlformats.org/wordprocessingml/2006/main" xmlns:w14="http://schemas.microsoft.com/office/word/2010/wordml" xmlns:w15="http://schemas.microsoft.com/office/word/2012/wordml" xmlns:w16cex="http://schemas.microsoft.com/office/word/2018/wordml/cex" xmlns:w16cid="http://schemas.microsoft.com/office/word/2016/wordml/cid" xmlns:w16="http://schemas.microsoft.com/office/word/2018/wordml" xmlns:w16du="http://schemas.microsoft.com/office/word/2023/wordml/word16du" xmlns:w16sdtdh="http://schemas.microsoft.com/office/word/2020/wordml/sdtdatahash" xmlns:w16sdtfl="http://schemas.microsoft.com/office/word/2024/wordml/sdtformatlock" xmlns:w16se="http://schemas.microsoft.com/office/word/2015/wordml/symex" xmlns:wpg="http://schemas.microsoft.com/office/word/2010/wordprocessingGroup" xmlns:wpi="http://schemas.microsoft.com/office/word/2010/wordprocessingInk" xmlns:wne="http://schemas.microsoft.com/office/word/2006/wordml" xmlns:wps="http://schemas.microsoft.com/office/word/2010/wordprocessingShape" mc:Ignorable="w14 w15 w16se w16cid w16 w16cex w16sdtdh w16sdtfl w16du wp14">
+  <w:sdt>
+    <w:sdtPr>
+      <w:rPr>
+        <w:rStyle w:val="PageNumber"/>
+      </w:rPr>
+      <w:id w:val="1048194614"/>
+      <w:docPartObj>
+        <w:docPartGallery w:val="Page Numbers (Bottom of Page)"/>
+        <w:docPartUnique/>
+      </w:docPartObj>
+    </w:sdtPr>
+    <w:sdtContent>
+      <w:p>
+        <w:pPr>
+          <w:pStyle w:val="Footer"/>
+          <w:framePr w:wrap="none" w:vAnchor="text" w:hAnchor="margin" w:xAlign="right" w:y="1"/>
+          <w:rPr>
+            <w:rStyle w:val="PageNumber"/>
+          </w:rPr>
+        </w:pPr>
+        <w:r>
+          <w:rPr>
+            <w:rStyle w:val="PageNumber"/>
+          </w:rPr>
+          <w:fldChar w:fldCharType="begin"/>
+        </w:r>
+        <w:r>
+          <w:rPr>
+            <w:rStyle w:val="PageNumber"/>
+          </w:rPr>
+          <w:instrText xml:space="preserve"> PAGE </w:instrText>
+        </w:r>
+        <w:r>
+          <w:rPr>
+            <w:rStyle w:val="PageNumber"/>
+          </w:rPr>
+          <w:fldChar w:fldCharType="separate"/>
+        </w:r>
+        <w:r>
+          <w:rPr>
+            <w:rStyle w:val="PageNumber"/>
+          </w:rPr>
+          <w:fldChar w:fldCharType="end"/>
+        </w:r>
+      </w:p>
+    </w:sdtContent>
+  </w:sdt>
+  <w:p>
+    <w:pPr>
+      <w:pStyle w:val="Footer"/>
+      <w:ind w:right="360"/>
+    </w:pPr>
+  </w:p>
+</w:ftr>
+</file>
+
+<file path=word/footer2.xml><?xml version="1.0" encoding="utf-8"?>
+<w:ftr xmlns:wpc="http://schemas.microsoft.com/office/word/2010/wordprocessingCanvas" xmlns:cx="http://schemas.microsoft.com/office/drawing/2014/chartex" xmlns:cx1="http://schemas.microsoft.com/office/drawing/2015/9/8/chartex" xmlns:cx2="http://schemas.microsoft.com/office/drawing/2015/10/21/chartex" xmlns:cx3="http://schemas.microsoft.com/office/drawing/2016/5/9/chartex" xmlns:cx4="http://schemas.microsoft.com/office/drawing/2016/5/10/chartex" xmlns:cx5="http://schemas.microsoft.com/office/drawing/2016/5/11/chartex" xmlns:cx6="http://schemas.microsoft.com/office/drawing/2016/5/12/chartex" xmlns:cx7="http://schemas.microsoft.com/office/drawing/2016/5/13/chartex" xmlns:cx8="http://schemas.microsoft.com/office/drawing/2016/5/14/chartex" xmlns:mc="http://schemas.openxmlformats.org/markup-compatibility/2006" xmlns:aink="http://schemas.microsoft.com/office/drawing/2016/ink" xmlns:am3d="http://schemas.microsoft.com/office/drawing/2017/model3d" xmlns:o="urn:schemas-microsoft-com:office:office" xmlns:oel="http://schemas.microsoft.com/office/2019/extlst" xmlns:r="http://schemas.openxmlformats.org/officeDocument/2006/relationships" xmlns:m="http://schemas.openxmlformats.org/officeDocument/2006/math" xmlns:v="urn:schemas-microsoft-com:vml" xmlns:wp14="http://schemas.microsoft.com/office/word/2010/wordprocessingDrawing" xmlns:wp="http://schemas.openxmlformats.org/drawingml/2006/wordprocessingDrawing" xmlns:w10="urn:schemas-microsoft-com:office:word" xmlns:w="http://schemas.openxmlformats.org/wordprocessingml/2006/main" xmlns:w14="http://schemas.microsoft.com/office/word/2010/wordml" xmlns:w15="http://schemas.microsoft.com/office/word/2012/wordml" xmlns:w16cex="http://schemas.microsoft.com/office/word/2018/wordml/cex" xmlns:w16cid="http://schemas.microsoft.com/office/word/2016/wordml/cid" xmlns:w16="http://schemas.microsoft.com/office/word/2018/wordml" xmlns:w16du="http://schemas.microsoft.com/office/word/2023/wordml/word16du" xmlns:w16sdtdh="http://schemas.microsoft.com/office/word/2020/wordml/sdtdatahash" xmlns:w16sdtfl="http://schemas.microsoft.com/office/word/2024/wordml/sdtformatlock" xmlns:w16se="http://schemas.microsoft.com/office/word/2015/wordml/symex" xmlns:wpg="http://schemas.microsoft.com/office/word/2010/wordprocessingGroup" xmlns:wpi="http://schemas.microsoft.com/office/word/2010/wordprocessingInk" xmlns:wne="http://schemas.microsoft.com/office/word/2006/wordml" xmlns:wps="http://schemas.microsoft.com/office/word/2010/wordprocessingShape" mc:Ignorable="w14 w15 w16se w16cid w16 w16cex w16sdtdh w16sdtfl w16du wp14">
+  <w:sdt>
+    <w:sdtPr>
+      <w:rPr>
+        <w:rStyle w:val="PageNumber"/>
+      </w:rPr>
+      <w:id w:val="-517466000"/>
+      <w:docPartObj>
+        <w:docPartGallery w:val="Page Numbers (Bottom of Page)"/>
+        <w:docPartUnique/>
+      </w:docPartObj>
+    </w:sdtPr>
+    <w:sdtContent>
+      <w:p>
+        <w:pPr>
+          <w:pStyle w:val="Footer"/>
+          <w:framePr w:wrap="none" w:vAnchor="text" w:hAnchor="margin" w:xAlign="right" w:y="1"/>
+          <w:rPr>
+            <w:rStyle w:val="PageNumber"/>
+          </w:rPr>
+        </w:pPr>
+        <w:r>
+          <w:rPr>
+            <w:rStyle w:val="PageNumber"/>
+          </w:rPr>
+          <w:fldChar w:fldCharType="begin"/>
+        </w:r>
+        <w:r>
+          <w:rPr>
+            <w:rStyle w:val="PageNumber"/>
+          </w:rPr>
+          <w:instrText xml:space="preserve"> PAGE </w:instrText>
+        </w:r>
+        <w:r>
+          <w:rPr>
+            <w:rStyle w:val="PageNumber"/>
+          </w:rPr>
+          <w:fldChar w:fldCharType="separate"/>
+        </w:r>
+        <w:r>
+          <w:rPr>
+            <w:rStyle w:val="PageNumber"/>
+            <w:noProof/>
+          </w:rPr>
+          <w:t>1</w:t>
+        </w:r>
+        <w:r>
+          <w:rPr>
+            <w:rStyle w:val="PageNumber"/>
+          </w:rPr>
+          <w:fldChar w:fldCharType="end"/>
+        </w:r>
+      </w:p>
+    </w:sdtContent>
+  </w:sdt>
+  <w:p>
+    <w:pPr>
+      <w:pStyle w:val="Footer"/>
+      <w:ind w:right="360"/>
+    </w:pPr>
+  </w:p>
+</w:ftr>
+</file>
+
+<file path=word/footer3.xml><?xml version="1.0" encoding="utf-8"?>
+<w:ftr xmlns:wpc="http://schemas.microsoft.com/office/word/2010/wordprocessingCanvas" xmlns:cx="http://schemas.microsoft.com/office/drawing/2014/chartex" xmlns:cx1="http://schemas.microsoft.com/office/drawing/2015/9/8/chartex" xmlns:cx2="http://schemas.microsoft.com/office/drawing/2015/10/21/chartex" xmlns:cx3="http://schemas.microsoft.com/office/drawing/2016/5/9/chartex" xmlns:cx4="http://schemas.microsoft.com/office/drawing/2016/5/10/chartex" xmlns:cx5="http://schemas.microsoft.com/office/drawing/2016/5/11/chartex" xmlns:cx6="http://schemas.microsoft.com/office/drawing/2016/5/12/chartex" xmlns:cx7="http://schemas.microsoft.com/office/drawing/2016/5/13/chartex" xmlns:cx8="http://schemas.microsoft.com/office/drawing/2016/5/14/chartex" xmlns:mc="http://schemas.openxmlformats.org/markup-compatibility/2006" xmlns:aink="http://schemas.microsoft.com/office/drawing/2016/ink" xmlns:am3d="http://schemas.microsoft.com/office/drawing/2017/model3d" xmlns:o="urn:schemas-microsoft-com:office:office" xmlns:oel="http://schemas.microsoft.com/office/2019/extlst" xmlns:r="http://schemas.openxmlformats.org/officeDocument/2006/relationships" xmlns:m="http://schemas.openxmlformats.org/officeDocument/2006/math" xmlns:v="urn:schemas-microsoft-com:vml" xmlns:wp14="http://schemas.microsoft.com/office/word/2010/wordprocessingDrawing" xmlns:wp="http://schemas.openxmlformats.org/drawingml/2006/wordprocessingDrawing" xmlns:w10="urn:schemas-microsoft-com:office:word" xmlns:w="http://schemas.openxmlformats.org/wordprocessingml/2006/main" xmlns:w14="http://schemas.microsoft.com/office/word/2010/wordml" xmlns:w15="http://schemas.microsoft.com/office/word/2012/wordml" xmlns:w16cex="http://schemas.microsoft.com/office/word/2018/wordml/cex" xmlns:w16cid="http://schemas.microsoft.com/office/word/2016/wordml/cid" xmlns:w16="http://schemas.microsoft.com/office/word/2018/wordml" xmlns:w16du="http://schemas.microsoft.com/office/word/2023/wordml/word16du" xmlns:w16sdtdh="http://schemas.microsoft.com/office/word/2020/wordml/sdtdatahash" xmlns:w16sdtfl="http://schemas.microsoft.com/office/word/2024/wordml/sdtformatlock" xmlns:w16se="http://schemas.microsoft.com/office/word/2015/wordml/symex" xmlns:wpg="http://schemas.microsoft.com/office/word/2010/wordprocessingGroup" xmlns:wpi="http://schemas.microsoft.com/office/word/2010/wordprocessingInk" xmlns:wne="http://schemas.microsoft.com/office/word/2006/wordml" xmlns:wps="http://schemas.microsoft.com/office/word/2010/wordprocessingShape" mc:Ignorable="w14 w15 w16se w16cid w16 w16cex w16sdtdh w16sdtfl w16du wp14">
+  <w:p>
+    <w:pPr>
+      <w:pStyle w:val="Footer"/>
+    </w:pPr>
+  </w:p>
+</w:ftr>
+</file>
+
 <file path=word/footnotes.xml><?xml version="1.0" encoding="utf-8"?>
 <w:footnotes xmlns:wpc="http://schemas.microsoft.com/office/word/2010/wordprocessingCanvas" xmlns:cx="http://schemas.microsoft.com/office/drawing/2014/chartex" xmlns:cx1="http://schemas.microsoft.com/office/drawing/2015/9/8/chartex" xmlns:cx2="http://schemas.microsoft.com/office/drawing/2015/10/21/chartex" xmlns:cx3="http://schemas.microsoft.com/office/drawing/2016/5/9/chartex" xmlns:cx4="http://schemas.microsoft.com/office/drawing/2016/5/10/chartex" xmlns:cx5="http://schemas.microsoft.com/office/drawing/2016/5/11/chartex" xmlns:cx6="http://schemas.microsoft.com/office/drawing/2016/5/12/chartex" xmlns:cx7="http://schemas.microsoft.com/office/drawing/2016/5/13/chartex" xmlns:cx8="http://schemas.microsoft.com/office/drawing/2016/5/14/chartex" xmlns:mc="http://schemas.openxmlformats.org/markup-compatibility/2006" xmlns:aink="http://schemas.microsoft.com/office/drawing/2016/ink" xmlns:am3d="http://schemas.microsoft.com/office/drawing/2017/model3d" xmlns:o="urn:schemas-microsoft-com:office:office" xmlns:oel="http://schemas.microsoft.com/office/2019/extlst" xmlns:r="http://schemas.openxmlformats.org/officeDocument/2006/relationships" xmlns:m="http://schemas.openxmlformats.org/officeDocument/2006/math" xmlns:v="urn:schemas-microsoft-com:vml" xmlns:wp14="http://schemas.microsoft.com/office/word/2010/wordprocessingDrawing" xmlns:wp="http://schemas.openxmlformats.org/drawingml/2006/wordprocessingDrawing" xmlns:w10="urn:schemas-microsoft-com:office:word" xmlns:w="http://schemas.openxmlformats.org/wordprocessingml/2006/main" xmlns:w14="http://schemas.microsoft.com/office/word/2010/wordml" xmlns:w15="http://schemas.microsoft.com/office/word/2012/wordml" xmlns:w16cex="http://schemas.microsoft.com/office/word/2018/wordml/cex" xmlns:w16cid="http://schemas.microsoft.com/office/word/2016/wordml/cid" xmlns:w16="http://schemas.microsoft.com/office/word/2018/wordml" xmlns:w16du="http://schemas.microsoft.com/office/word/2023/wordml/word16du" xmlns:w16sdtdh="http://schemas.microsoft.com/office/word/2020/wordml/sdtdatahash" xmlns:w16sdtfl="http://schemas.microsoft.com/office/word/2024/wordml/sdtformatlock" xmlns:w16se="http://schemas.microsoft.com/office/word/2015/wordml/symex" xmlns:wpg="http://schemas.microsoft.com/office/word/2010/wordprocessingGroup" xmlns:wpi="http://schemas.microsoft.com/office/word/2010/wordprocessingInk" xmlns:wne="http://schemas.microsoft.com/office/word/2006/wordml" xmlns:wps="http://schemas.microsoft.com/office/word/2010/wordprocessingShape" mc:Ignorable="w14 w15 w16se w16cid w16 w16cex w16sdtdh w16sdtfl w16du wp14">
   <w:footnote w:type="separator" w:id="-1">
@@ -369,6 +508,36 @@
     </w:p>
   </w:footnote>
 </w:footnotes>
+</file>
+
+<file path=word/header1.xml><?xml version="1.0" encoding="utf-8"?>
+<w:hdr xmlns:wpc="http://schemas.microsoft.com/office/word/2010/wordprocessingCanvas" xmlns:cx="http://schemas.microsoft.com/office/drawing/2014/chartex" xmlns:cx1="http://schemas.microsoft.com/office/drawing/2015/9/8/chartex" xmlns:cx2="http://schemas.microsoft.com/office/drawing/2015/10/21/chartex" xmlns:cx3="http://schemas.microsoft.com/office/drawing/2016/5/9/chartex" xmlns:cx4="http://schemas.microsoft.com/office/drawing/2016/5/10/chartex" xmlns:cx5="http://schemas.microsoft.com/office/drawing/2016/5/11/chartex" xmlns:cx6="http://schemas.microsoft.com/office/drawing/2016/5/12/chartex" xmlns:cx7="http://schemas.microsoft.com/office/drawing/2016/5/13/chartex" xmlns:cx8="http://schemas.microsoft.com/office/drawing/2016/5/14/chartex" xmlns:mc="http://schemas.openxmlformats.org/markup-compatibility/2006" xmlns:aink="http://schemas.microsoft.com/office/drawing/2016/ink" xmlns:am3d="http://schemas.microsoft.com/office/drawing/2017/model3d" xmlns:o="urn:schemas-microsoft-com:office:office" xmlns:oel="http://schemas.microsoft.com/office/2019/extlst" xmlns:r="http://schemas.openxmlformats.org/officeDocument/2006/relationships" xmlns:m="http://schemas.openxmlformats.org/officeDocument/2006/math" xmlns:v="urn:schemas-microsoft-com:vml" xmlns:wp14="http://schemas.microsoft.com/office/word/2010/wordprocessingDrawing" xmlns:wp="http://schemas.openxmlformats.org/drawingml/2006/wordprocessingDrawing" xmlns:w10="urn:schemas-microsoft-com:office:word" xmlns:w="http://schemas.openxmlformats.org/wordprocessingml/2006/main" xmlns:w14="http://schemas.microsoft.com/office/word/2010/wordml" xmlns:w15="http://schemas.microsoft.com/office/word/2012/wordml" xmlns:w16cex="http://schemas.microsoft.com/office/word/2018/wordml/cex" xmlns:w16cid="http://schemas.microsoft.com/office/word/2016/wordml/cid" xmlns:w16="http://schemas.microsoft.com/office/word/2018/wordml" xmlns:w16du="http://schemas.microsoft.com/office/word/2023/wordml/word16du" xmlns:w16sdtdh="http://schemas.microsoft.com/office/word/2020/wordml/sdtdatahash" xmlns:w16sdtfl="http://schemas.microsoft.com/office/word/2024/wordml/sdtformatlock" xmlns:w16se="http://schemas.microsoft.com/office/word/2015/wordml/symex" xmlns:wpg="http://schemas.microsoft.com/office/word/2010/wordprocessingGroup" xmlns:wpi="http://schemas.microsoft.com/office/word/2010/wordprocessingInk" xmlns:wne="http://schemas.microsoft.com/office/word/2006/wordml" xmlns:wps="http://schemas.microsoft.com/office/word/2010/wordprocessingShape" mc:Ignorable="w14 w15 w16se w16cid w16 w16cex w16sdtdh w16sdtfl w16du wp14">
+  <w:p>
+    <w:pPr>
+      <w:pStyle w:val="Header"/>
+    </w:pPr>
+  </w:p>
+</w:hdr>
+</file>
+
+<file path=word/header2.xml><?xml version="1.0" encoding="utf-8"?>
+<w:hdr xmlns:wpc="http://schemas.microsoft.com/office/word/2010/wordprocessingCanvas" xmlns:cx="http://schemas.microsoft.com/office/drawing/2014/chartex" xmlns:cx1="http://schemas.microsoft.com/office/drawing/2015/9/8/chartex" xmlns:cx2="http://schemas.microsoft.com/office/drawing/2015/10/21/chartex" xmlns:cx3="http://schemas.microsoft.com/office/drawing/2016/5/9/chartex" xmlns:cx4="http://schemas.microsoft.com/office/drawing/2016/5/10/chartex" xmlns:cx5="http://schemas.microsoft.com/office/drawing/2016/5/11/chartex" xmlns:cx6="http://schemas.microsoft.com/office/drawing/2016/5/12/chartex" xmlns:cx7="http://schemas.microsoft.com/office/drawing/2016/5/13/chartex" xmlns:cx8="http://schemas.microsoft.com/office/drawing/2016/5/14/chartex" xmlns:mc="http://schemas.openxmlformats.org/markup-compatibility/2006" xmlns:aink="http://schemas.microsoft.com/office/drawing/2016/ink" xmlns:am3d="http://schemas.microsoft.com/office/drawing/2017/model3d" xmlns:o="urn:schemas-microsoft-com:office:office" xmlns:oel="http://schemas.microsoft.com/office/2019/extlst" xmlns:r="http://schemas.openxmlformats.org/officeDocument/2006/relationships" xmlns:m="http://schemas.openxmlformats.org/officeDocument/2006/math" xmlns:v="urn:schemas-microsoft-com:vml" xmlns:wp14="http://schemas.microsoft.com/office/word/2010/wordprocessingDrawing" xmlns:wp="http://schemas.openxmlformats.org/drawingml/2006/wordprocessingDrawing" xmlns:w10="urn:schemas-microsoft-com:office:word" xmlns:w="http://schemas.openxmlformats.org/wordprocessingml/2006/main" xmlns:w14="http://schemas.microsoft.com/office/word/2010/wordml" xmlns:w15="http://schemas.microsoft.com/office/word/2012/wordml" xmlns:w16cex="http://schemas.microsoft.com/office/word/2018/wordml/cex" xmlns:w16cid="http://schemas.microsoft.com/office/word/2016/wordml/cid" xmlns:w16="http://schemas.microsoft.com/office/word/2018/wordml" xmlns:w16du="http://schemas.microsoft.com/office/word/2023/wordml/word16du" xmlns:w16sdtdh="http://schemas.microsoft.com/office/word/2020/wordml/sdtdatahash" xmlns:w16sdtfl="http://schemas.microsoft.com/office/word/2024/wordml/sdtformatlock" xmlns:w16se="http://schemas.microsoft.com/office/word/2015/wordml/symex" xmlns:wpg="http://schemas.microsoft.com/office/word/2010/wordprocessingGroup" xmlns:wpi="http://schemas.microsoft.com/office/word/2010/wordprocessingInk" xmlns:wne="http://schemas.microsoft.com/office/word/2006/wordml" xmlns:wps="http://schemas.microsoft.com/office/word/2010/wordprocessingShape" mc:Ignorable="w14 w15 w16se w16cid w16 w16cex w16sdtdh w16sdtfl w16du wp14">
+  <w:p>
+    <w:pPr>
+      <w:pStyle w:val="Header"/>
+    </w:pPr>
+  </w:p>
+</w:hdr>
+</file>
+
+<file path=word/header3.xml><?xml version="1.0" encoding="utf-8"?>
+<w:hdr xmlns:wpc="http://schemas.microsoft.com/office/word/2010/wordprocessingCanvas" xmlns:cx="http://schemas.microsoft.com/office/drawing/2014/chartex" xmlns:cx1="http://schemas.microsoft.com/office/drawing/2015/9/8/chartex" xmlns:cx2="http://schemas.microsoft.com/office/drawing/2015/10/21/chartex" xmlns:cx3="http://schemas.microsoft.com/office/drawing/2016/5/9/chartex" xmlns:cx4="http://schemas.microsoft.com/office/drawing/2016/5/10/chartex" xmlns:cx5="http://schemas.microsoft.com/office/drawing/2016/5/11/chartex" xmlns:cx6="http://schemas.microsoft.com/office/drawing/2016/5/12/chartex" xmlns:cx7="http://schemas.microsoft.com/office/drawing/2016/5/13/chartex" xmlns:cx8="http://schemas.microsoft.com/office/drawing/2016/5/14/chartex" xmlns:mc="http://schemas.openxmlformats.org/markup-compatibility/2006" xmlns:aink="http://schemas.microsoft.com/office/drawing/2016/ink" xmlns:am3d="http://schemas.microsoft.com/office/drawing/2017/model3d" xmlns:o="urn:schemas-microsoft-com:office:office" xmlns:oel="http://schemas.microsoft.com/office/2019/extlst" xmlns:r="http://schemas.openxmlformats.org/officeDocument/2006/relationships" xmlns:m="http://schemas.openxmlformats.org/officeDocument/2006/math" xmlns:v="urn:schemas-microsoft-com:vml" xmlns:wp14="http://schemas.microsoft.com/office/word/2010/wordprocessingDrawing" xmlns:wp="http://schemas.openxmlformats.org/drawingml/2006/wordprocessingDrawing" xmlns:w10="urn:schemas-microsoft-com:office:word" xmlns:w="http://schemas.openxmlformats.org/wordprocessingml/2006/main" xmlns:w14="http://schemas.microsoft.com/office/word/2010/wordml" xmlns:w15="http://schemas.microsoft.com/office/word/2012/wordml" xmlns:w16cex="http://schemas.microsoft.com/office/word/2018/wordml/cex" xmlns:w16cid="http://schemas.microsoft.com/office/word/2016/wordml/cid" xmlns:w16="http://schemas.microsoft.com/office/word/2018/wordml" xmlns:w16du="http://schemas.microsoft.com/office/word/2023/wordml/word16du" xmlns:w16sdtdh="http://schemas.microsoft.com/office/word/2020/wordml/sdtdatahash" xmlns:w16sdtfl="http://schemas.microsoft.com/office/word/2024/wordml/sdtformatlock" xmlns:w16se="http://schemas.microsoft.com/office/word/2015/wordml/symex" xmlns:wpg="http://schemas.microsoft.com/office/word/2010/wordprocessingGroup" xmlns:wpi="http://schemas.microsoft.com/office/word/2010/wordprocessingInk" xmlns:wne="http://schemas.microsoft.com/office/word/2006/wordml" xmlns:wps="http://schemas.microsoft.com/office/word/2010/wordprocessingShape" mc:Ignorable="w14 w15 w16se w16cid w16 w16cex w16sdtdh w16sdtfl w16du wp14">
+  <w:p>
+    <w:pPr>
+      <w:pStyle w:val="Header"/>
+    </w:pPr>
+  </w:p>
+</w:hdr>
 </file>
 
 <file path=word/numbering.xml><?xml version="1.0" encoding="utf-8"?>
@@ -747,9 +916,13 @@
   <w:style w:type="paragraph" w:default="1" w:styleId="Normal">
     <w:name w:val="Normal"/>
     <w:qFormat/>
-    <w:rsid w:val="003B129B"/>
+    <w:rsid w:val="008E522C"/>
+    <w:pPr>
+      <w:spacing w:after="100"/>
+    </w:pPr>
     <w:rPr>
       <w:rFonts w:ascii="Century Schoolbook" w:hAnsi="Century Schoolbook"/>
+      <w:sz w:val="20"/>
     </w:rPr>
   </w:style>
   <w:style w:type="paragraph" w:styleId="Heading1">
@@ -758,7 +931,7 @@
     <w:next w:val="BodyText"/>
     <w:uiPriority w:val="9"/>
     <w:qFormat/>
-    <w:rsid w:val="001C741B"/>
+    <w:rsid w:val="008E522C"/>
     <w:pPr>
       <w:keepNext/>
       <w:keepLines/>
@@ -771,7 +944,7 @@
       <w:bCs/>
       <w:caps/>
       <w:color w:val="000000" w:themeColor="text1"/>
-      <w:sz w:val="28"/>
+      <w:sz w:val="22"/>
       <w:szCs w:val="32"/>
     </w:rPr>
   </w:style>
@@ -782,11 +955,11 @@
     <w:uiPriority w:val="9"/>
     <w:unhideWhenUsed/>
     <w:qFormat/>
-    <w:rsid w:val="00117E3D"/>
+    <w:rsid w:val="008E522C"/>
     <w:pPr>
       <w:keepNext/>
       <w:keepLines/>
-      <w:spacing w:before="200" w:after="0"/>
+      <w:spacing w:before="100"/>
       <w:outlineLvl w:val="1"/>
     </w:pPr>
     <w:rPr>
@@ -796,7 +969,6 @@
       <w:smallCaps/>
       <w:color w:val="000000" w:themeColor="text1"/>
       <w:spacing w:val="-10"/>
-      <w:sz w:val="26"/>
       <w:szCs w:val="28"/>
     </w:rPr>
   </w:style>
@@ -807,7 +979,7 @@
     <w:uiPriority w:val="9"/>
     <w:unhideWhenUsed/>
     <w:qFormat/>
-    <w:rsid w:val="0035689B"/>
+    <w:rsid w:val="00B42074"/>
     <w:pPr>
       <w:keepNext/>
       <w:keepLines/>
@@ -828,7 +1000,7 @@
     <w:uiPriority w:val="9"/>
     <w:unhideWhenUsed/>
     <w:qFormat/>
-    <w:rsid w:val="001508B3"/>
+    <w:rsid w:val="00B42074"/>
     <w:pPr>
       <w:keepNext/>
       <w:keepLines/>
@@ -849,7 +1021,7 @@
     <w:uiPriority w:val="9"/>
     <w:unhideWhenUsed/>
     <w:qFormat/>
-    <w:rsid w:val="00FB46D7"/>
+    <w:rsid w:val="00B42074"/>
     <w:pPr>
       <w:keepNext/>
       <w:keepLines/>
@@ -967,9 +1139,8 @@
     <w:name w:val="Body Text"/>
     <w:basedOn w:val="Normal"/>
     <w:qFormat/>
-    <w:rsid w:val="00495963"/>
-    <w:pPr>
-      <w:spacing w:before="180" w:after="180"/>
+    <w:rsid w:val="008E522C"/>
+    <w:pPr>
       <w:ind w:left="360"/>
     </w:pPr>
   </w:style>
@@ -978,15 +1149,13 @@
     <w:basedOn w:val="BodyText"/>
     <w:next w:val="BodyText"/>
     <w:qFormat/>
+    <w:rsid w:val="001B5A32"/>
   </w:style>
   <w:style w:type="paragraph" w:customStyle="1" w:styleId="Compact">
     <w:name w:val="Compact"/>
     <w:basedOn w:val="BodyText"/>
     <w:qFormat/>
-    <w:rsid w:val="004A22ED"/>
-    <w:pPr>
-      <w:spacing w:before="36" w:after="36"/>
-    </w:pPr>
+    <w:rsid w:val="006F27D0"/>
   </w:style>
   <w:style w:type="paragraph" w:styleId="Title">
     <w:name w:val="Title"/>
@@ -1054,7 +1223,6 @@
       <w:spacing w:before="300" w:after="300"/>
     </w:pPr>
     <w:rPr>
-      <w:sz w:val="20"/>
       <w:szCs w:val="20"/>
     </w:rPr>
   </w:style>
@@ -1071,7 +1239,7 @@
     <w:unhideWhenUsed/>
     <w:qFormat/>
     <w:pPr>
-      <w:spacing w:before="100" w:after="100"/>
+      <w:spacing w:before="100"/>
       <w:ind w:left="480" w:right="480"/>
     </w:pPr>
   </w:style>
@@ -1115,6 +1283,7 @@
     <w:name w:val="Definition Term"/>
     <w:basedOn w:val="Normal"/>
     <w:next w:val="Definition"/>
+    <w:rsid w:val="00824AEB"/>
     <w:pPr>
       <w:keepNext/>
       <w:keepLines/>
@@ -1211,6 +1380,55 @@
       <w:bCs w:val="0"/>
       <w:color w:val="365F91" w:themeColor="accent1" w:themeShade="BF"/>
     </w:rPr>
+  </w:style>
+  <w:style w:type="paragraph" w:styleId="Header">
+    <w:name w:val="header"/>
+    <w:basedOn w:val="Normal"/>
+    <w:link w:val="HeaderChar"/>
+    <w:rsid w:val="00861D5D"/>
+    <w:pPr>
+      <w:tabs>
+        <w:tab w:val="center" w:pos="4680"/>
+        <w:tab w:val="right" w:pos="9360"/>
+      </w:tabs>
+      <w:spacing w:after="0"/>
+    </w:pPr>
+  </w:style>
+  <w:style w:type="character" w:customStyle="1" w:styleId="HeaderChar">
+    <w:name w:val="Header Char"/>
+    <w:basedOn w:val="DefaultParagraphFont"/>
+    <w:link w:val="Header"/>
+    <w:rsid w:val="00861D5D"/>
+    <w:rPr>
+      <w:rFonts w:ascii="Century Schoolbook" w:hAnsi="Century Schoolbook"/>
+    </w:rPr>
+  </w:style>
+  <w:style w:type="paragraph" w:styleId="Footer">
+    <w:name w:val="footer"/>
+    <w:basedOn w:val="Normal"/>
+    <w:link w:val="FooterChar"/>
+    <w:rsid w:val="00861D5D"/>
+    <w:pPr>
+      <w:tabs>
+        <w:tab w:val="center" w:pos="4680"/>
+        <w:tab w:val="right" w:pos="9360"/>
+      </w:tabs>
+      <w:spacing w:after="0"/>
+    </w:pPr>
+  </w:style>
+  <w:style w:type="character" w:customStyle="1" w:styleId="FooterChar">
+    <w:name w:val="Footer Char"/>
+    <w:basedOn w:val="DefaultParagraphFont"/>
+    <w:link w:val="Footer"/>
+    <w:rsid w:val="00861D5D"/>
+    <w:rPr>
+      <w:rFonts w:ascii="Century Schoolbook" w:hAnsi="Century Schoolbook"/>
+    </w:rPr>
+  </w:style>
+  <w:style w:type="character" w:styleId="PageNumber">
+    <w:name w:val="page number"/>
+    <w:basedOn w:val="DefaultParagraphFont"/>
+    <w:rsid w:val="00861D5D"/>
   </w:style>
 </w:styles>
 </file>
